--- a/user_guide.docx
+++ b/user_guide.docx
@@ -4125,6 +4125,9 @@
       </w:pPr>
       <w:r>
         <w:t>1) Pick a target shape and its size, or click a preset in “Standard RCS benchmarks” at the top of the tab (sphere, plate, dihedral).</w:t>
+      </w:r>
+      <w:r>
+        <w:t xml:space="preserve"> For a plate (or each arm of a dihedral) the thickness of the body itself has its own box: 2 mm by default, 1–20 mm. A coating is added on top, and the bare-metal reference is solved on the same plate.</w:t>
       </w:r>
     </w:p>
     <w:p>
